--- a/public/fun/forms/자기소개서_비서·사무행정_1_문항형.docx
+++ b/public/fun/forms/자기소개서_비서·사무행정_1_문항형.docx
@@ -187,7 +187,7 @@
           <w:color w:val="8A929C"/>
           <w:sz w:val="17"/>
         </w:rPr>
-        <w:t xml:space="preserve">   (800자)</w:t>
+        <w:t xml:space="preserve">   (800자 · STAR로)</w:t>
       </w:r>
     </w:p>
     <w:tbl>
@@ -495,7 +495,7 @@
           <w:color w:val="8A929C"/>
           <w:sz w:val="17"/>
         </w:rPr>
-        <w:t xml:space="preserve">   (500자)</w:t>
+        <w:t xml:space="preserve">   (500자 · 내 경험과 연결)</w:t>
       </w:r>
     </w:p>
     <w:tbl>
